--- a/CineClip_Memoria.docx
+++ b/CineClip_Memoria.docx
@@ -194,7 +194,7 @@
           <w:szCs w:val="20"/>
         </w:rPr>
         <w:drawing>
-          <wp:anchor distT="0" distB="0" distL="114300" distR="114300" simplePos="0" relativeHeight="251658240" behindDoc="1" locked="0" layoutInCell="1" allowOverlap="1" wp14:anchorId="1E97FF35" wp14:editId="7714D31D">
+          <wp:anchor distT="0" distB="0" distL="114300" distR="114300" simplePos="0" relativeHeight="251658240" behindDoc="1" locked="0" layoutInCell="1" allowOverlap="1" wp14:anchorId="4ACCD608" wp14:editId="2F3BCAAC">
             <wp:simplePos x="0" y="0"/>
             <wp:positionH relativeFrom="column">
               <wp:posOffset>1784350</wp:posOffset>
@@ -1227,7 +1227,7 @@
                 <w:sz w:val="20"/>
                 <w:szCs w:val="20"/>
               </w:rPr>
-              <w:t>SDK 52</w:t>
+              <w:t>SDK 54</w:t>
             </w:r>
           </w:p>
         </w:tc>
@@ -1551,7 +1551,7 @@
                 <w:sz w:val="20"/>
                 <w:szCs w:val="20"/>
               </w:rPr>
-              <w:t>Expo Router</w:t>
+              <w:t>Navegación manual (App.tsx)</w:t>
             </w:r>
           </w:p>
         </w:tc>
@@ -1579,7 +1579,7 @@
                 <w:sz w:val="20"/>
                 <w:szCs w:val="20"/>
               </w:rPr>
-              <w:t>v3</w:t>
+              <w:t>—</w:t>
             </w:r>
           </w:p>
         </w:tc>
@@ -1607,7 +1607,7 @@
                 <w:sz w:val="20"/>
                 <w:szCs w:val="20"/>
               </w:rPr>
-              <w:t>Gestión de navegación entre pantallas.</w:t>
+              <w:t>Gestión de pantallas mediante estado (useState) en App.tsx. Sin librería de navegación externa.</w:t>
             </w:r>
           </w:p>
         </w:tc>
@@ -8143,7 +8143,7 @@
                 <w:sz w:val="20"/>
                 <w:szCs w:val="20"/>
               </w:rPr>
-              <w:t>React Native + Expo SDK 52</w:t>
+              <w:t>React Native + Expo SDK 54</w:t>
             </w:r>
           </w:p>
         </w:tc>
@@ -8495,7 +8495,7 @@
                 <w:sz w:val="20"/>
                 <w:szCs w:val="20"/>
               </w:rPr>
-              <w:t>Expo Router v3</w:t>
+              <w:t>Navegación manual (App.tsx)</w:t>
             </w:r>
           </w:p>
         </w:tc>
@@ -8523,7 +8523,7 @@
                 <w:sz w:val="20"/>
                 <w:szCs w:val="20"/>
               </w:rPr>
-              <w:t>Gestión de pantallas y rutas.</w:t>
+              <w:t>Gestión de pantallas mediante estado React (useState) en App.tsx.</w:t>
             </w:r>
           </w:p>
         </w:tc>
@@ -9077,7 +9077,7 @@
           <w:noProof/>
         </w:rPr>
         <w:drawing>
-          <wp:inline distT="0" distB="0" distL="0" distR="0" wp14:anchorId="24D1951C" wp14:editId="17522393">
+          <wp:inline distT="0" distB="0" distL="0" distR="0" wp14:anchorId="23DAF331" wp14:editId="21B055F3">
             <wp:extent cx="5143500" cy="3600450"/>
             <wp:effectExtent l="0" t="0" r="0" b="0"/>
             <wp:docPr id="1" name="Imagen 1"/>
@@ -10830,7 +10830,7 @@
           <w:noProof/>
         </w:rPr>
         <w:drawing>
-          <wp:inline distT="0" distB="0" distL="0" distR="0" wp14:anchorId="452B6E0F" wp14:editId="2E29FD02">
+          <wp:inline distT="0" distB="0" distL="0" distR="0" wp14:anchorId="04DE1922" wp14:editId="5776D643">
             <wp:extent cx="5524500" cy="3714750"/>
             <wp:effectExtent l="0" t="0" r="0" b="0"/>
             <wp:docPr id="2" name="Imagen 2"/>
@@ -11752,7 +11752,7 @@
                 <w:sz w:val="20"/>
                 <w:szCs w:val="20"/>
               </w:rPr>
-              <w:t>Implementaciones concretas de los repositorios. TmdbMovieRepository y FirebaseRankingRepository. Conoce las APIs externas.</w:t>
+              <w:t>Implementaciones concretas de los repositorios. TmdbMovieRepository, FirebaseRankingRepository y FirebaseAuthRepository. Conoce las APIs externas.</w:t>
             </w:r>
           </w:p>
         </w:tc>
@@ -12063,7 +12063,7 @@
                 <w:sz w:val="20"/>
                 <w:szCs w:val="20"/>
               </w:rPr>
-              <w:t>│   │   ├── repositories/   # MovieRepository.ts, RankingRepository.ts (interfaces)</w:t>
+              <w:t>│   │   ├── interfaces/</w:t>
             </w:r>
           </w:p>
           <w:p>
@@ -12076,7 +12076,7 @@
                 <w:sz w:val="20"/>
                 <w:szCs w:val="20"/>
               </w:rPr>
-              <w:t>│   │   └── usecases/       # StartGame, SubmitAnswer, GetRanking</w:t>
+              <w:t>│   │   │   ├── repositories/  # IAuthRepository, IMovieRepository, IRankingRepository</w:t>
             </w:r>
           </w:p>
           <w:p>
@@ -12089,6 +12089,163 @@
                 <w:sz w:val="20"/>
                 <w:szCs w:val="20"/>
               </w:rPr>
+              <w:t>│   │   │   └── usecases/</w:t>
+            </w:r>
+          </w:p>
+          <w:p>
+            <w:pPr>
+              <w:spacing w:after="100"/>
+            </w:pPr>
+            <w:r>
+              <w:rPr>
+                <w:color w:val="444444"/>
+                <w:sz w:val="20"/>
+                <w:szCs w:val="20"/>
+              </w:rPr>
+              <w:t>│   │   │       ├── auth/          # ILoginUser, IRegisterUser</w:t>
+            </w:r>
+          </w:p>
+          <w:p>
+            <w:pPr>
+              <w:spacing w:after="100"/>
+            </w:pPr>
+            <w:r>
+              <w:rPr>
+                <w:color w:val="444444"/>
+                <w:sz w:val="20"/>
+                <w:szCs w:val="20"/>
+              </w:rPr>
+              <w:t>│   │   │       ├── IGetRanking.ts</w:t>
+            </w:r>
+          </w:p>
+          <w:p>
+            <w:pPr>
+              <w:spacing w:after="100"/>
+            </w:pPr>
+            <w:r>
+              <w:rPr>
+                <w:color w:val="444444"/>
+                <w:sz w:val="20"/>
+                <w:szCs w:val="20"/>
+              </w:rPr>
+              <w:t>│   │   │       ├── ISaveSessionScore.ts</w:t>
+            </w:r>
+          </w:p>
+          <w:p>
+            <w:pPr>
+              <w:spacing w:after="100"/>
+            </w:pPr>
+            <w:r>
+              <w:rPr>
+                <w:color w:val="444444"/>
+                <w:sz w:val="20"/>
+                <w:szCs w:val="20"/>
+              </w:rPr>
+              <w:t>│   │   │       ├── IStartGame.ts</w:t>
+            </w:r>
+          </w:p>
+          <w:p>
+            <w:pPr>
+              <w:spacing w:after="100"/>
+            </w:pPr>
+            <w:r>
+              <w:rPr>
+                <w:color w:val="444444"/>
+                <w:sz w:val="20"/>
+                <w:szCs w:val="20"/>
+              </w:rPr>
+              <w:t>│   │   │       └── ISubmitAnswer.ts</w:t>
+            </w:r>
+          </w:p>
+          <w:p>
+            <w:pPr>
+              <w:spacing w:after="100"/>
+            </w:pPr>
+            <w:r>
+              <w:rPr>
+                <w:color w:val="444444"/>
+                <w:sz w:val="20"/>
+                <w:szCs w:val="20"/>
+              </w:rPr>
+              <w:t>│   │   └── usecases/</w:t>
+            </w:r>
+          </w:p>
+          <w:p>
+            <w:pPr>
+              <w:spacing w:after="100"/>
+            </w:pPr>
+            <w:r>
+              <w:rPr>
+                <w:color w:val="444444"/>
+                <w:sz w:val="20"/>
+                <w:szCs w:val="20"/>
+              </w:rPr>
+              <w:t>│   │       ├── auth/          # LoginUser, RegisterUser</w:t>
+            </w:r>
+          </w:p>
+          <w:p>
+            <w:pPr>
+              <w:spacing w:after="100"/>
+            </w:pPr>
+            <w:r>
+              <w:rPr>
+                <w:color w:val="444444"/>
+                <w:sz w:val="20"/>
+                <w:szCs w:val="20"/>
+              </w:rPr>
+              <w:lastRenderedPageBreak/>
+              <w:t>│   │       ├── GetRanking.ts</w:t>
+            </w:r>
+          </w:p>
+          <w:p>
+            <w:pPr>
+              <w:spacing w:after="100"/>
+            </w:pPr>
+            <w:r>
+              <w:rPr>
+                <w:color w:val="444444"/>
+                <w:sz w:val="20"/>
+                <w:szCs w:val="20"/>
+              </w:rPr>
+              <w:t>│   │       ├── SaveSessionScore.ts</w:t>
+            </w:r>
+          </w:p>
+          <w:p>
+            <w:pPr>
+              <w:spacing w:after="100"/>
+            </w:pPr>
+            <w:r>
+              <w:rPr>
+                <w:color w:val="444444"/>
+                <w:sz w:val="20"/>
+                <w:szCs w:val="20"/>
+              </w:rPr>
+              <w:t>│   │       ├── StartGame.ts</w:t>
+            </w:r>
+          </w:p>
+          <w:p>
+            <w:pPr>
+              <w:spacing w:after="100"/>
+            </w:pPr>
+            <w:r>
+              <w:rPr>
+                <w:color w:val="444444"/>
+                <w:sz w:val="20"/>
+                <w:szCs w:val="20"/>
+              </w:rPr>
+              <w:t>│   │       └── SubmitAnswer.ts</w:t>
+            </w:r>
+          </w:p>
+          <w:p>
+            <w:pPr>
+              <w:spacing w:after="100"/>
+            </w:pPr>
+            <w:r>
+              <w:rPr>
+                <w:color w:val="444444"/>
+                <w:sz w:val="20"/>
+                <w:szCs w:val="20"/>
+              </w:rPr>
               <w:t>│   ├── data/</w:t>
             </w:r>
           </w:p>
@@ -12115,7 +12272,7 @@
                 <w:sz w:val="20"/>
                 <w:szCs w:val="20"/>
               </w:rPr>
-              <w:t>│   │   └── firebase/       # FirebaseRankingRepository (implementa RankingRepository)</w:t>
+              <w:t>│   │   └── firebase/       # FirebaseRankingRepository, FirebaseAuthRepository</w:t>
             </w:r>
           </w:p>
           <w:p>
@@ -12193,7 +12350,6 @@
                 <w:sz w:val="20"/>
                 <w:szCs w:val="20"/>
               </w:rPr>
-              <w:lastRenderedPageBreak/>
               <w:t>│   │   ├── components/     # BackdropImage, SearchInput, HintList, ScoreCard</w:t>
             </w:r>
           </w:p>
@@ -12904,6 +13060,7 @@
         <w:pStyle w:val="Ttulo3"/>
       </w:pPr>
       <w:r>
+        <w:lastRenderedPageBreak/>
         <w:t>4.1.4. Flujo de dependencias</w:t>
       </w:r>
     </w:p>
@@ -13059,7 +13216,6 @@
                 <w:sz w:val="20"/>
                 <w:szCs w:val="20"/>
               </w:rPr>
-              <w:lastRenderedPageBreak/>
               <w:t>SubmitAnswer nunca importa nada de React Native ni de Firebase.</w:t>
             </w:r>
           </w:p>
@@ -13071,7 +13227,6 @@
         <w:pStyle w:val="Ttulo2"/>
       </w:pPr>
       <w:r>
-        <w:lastRenderedPageBreak/>
         <w:t>4.2. Estructura de pantallas</w:t>
       </w:r>
     </w:p>
@@ -13162,7 +13317,7 @@
                 <w:sz w:val="20"/>
                 <w:szCs w:val="20"/>
               </w:rPr>
-              <w:t>Ruta (Expo Router)</w:t>
+              <w:t>Componente</w:t>
             </w:r>
           </w:p>
         </w:tc>
@@ -13256,7 +13411,7 @@
                 <w:sz w:val="20"/>
                 <w:szCs w:val="20"/>
               </w:rPr>
-              <w:t>/</w:t>
+              <w:t>AliasView</w:t>
             </w:r>
           </w:p>
         </w:tc>
@@ -13347,7 +13502,7 @@
                 <w:sz w:val="20"/>
                 <w:szCs w:val="20"/>
               </w:rPr>
-              <w:t>/game</w:t>
+              <w:t>GameView</w:t>
             </w:r>
           </w:p>
         </w:tc>
@@ -13438,7 +13593,7 @@
                 <w:sz w:val="20"/>
                 <w:szCs w:val="20"/>
               </w:rPr>
-              <w:t>/result</w:t>
+              <w:t>ResultView</w:t>
             </w:r>
           </w:p>
         </w:tc>
@@ -13529,7 +13684,7 @@
                 <w:sz w:val="20"/>
                 <w:szCs w:val="20"/>
               </w:rPr>
-              <w:t>/ranking</w:t>
+              <w:t>RankingView</w:t>
             </w:r>
           </w:p>
         </w:tc>
@@ -13692,6 +13847,7 @@
         <w:jc w:val="both"/>
       </w:pPr>
       <w:r>
+        <w:lastRenderedPageBreak/>
         <w:t>Si coinciden: acierto. Puntuación = (6 - intentos_usados) × 100. Se guarda en Firestore y se ofrece nueva partida.</w:t>
       </w:r>
     </w:p>
@@ -13817,7 +13973,6 @@
                 <w:sz w:val="20"/>
                 <w:szCs w:val="20"/>
               </w:rPr>
-              <w:lastRenderedPageBreak/>
               <w:t>Fallo 2   → backdrops[2]  + pista: director</w:t>
             </w:r>
           </w:p>
@@ -14163,7 +14318,6 @@
         <w:pStyle w:val="Ttulo2"/>
       </w:pPr>
       <w:r>
-        <w:lastRenderedPageBreak/>
         <w:t>4.5. Gestión del estado</w:t>
       </w:r>
     </w:p>
@@ -14173,7 +14327,7 @@
         <w:jc w:val="both"/>
       </w:pPr>
       <w:r>
-        <w:t>El estado se gestiona con hooks de React. No se usa Redux ni ninguna librería de estado global porque la complejidad del proyecto no lo justifica. La sesión de Firebase Auth se recupera automáticamente al arrancar mediante onAuthStateChanged, que detecta si el usuario ya estaba autenticado sin necesidad de guardar la contraseña en el dispositivo.</w:t>
+        <w:t>El estado se gestiona con hooks de React. No se usa Redux ni ninguna librería de estado global porque la complejidad del proyecto no lo justifica. La sesión se gestiona de forma diferente según la plataforma: en web, Firebase Auth persiste la sesión automáticamente mediante localStorage del navegador, detectándola al arrancar mediante onAuthStateChanged. En Android, dado que Firebase 12 no expone getReactNativePersistence de forma compatible con el motor Hermes, la persistencia se implementa manualmente: tras cada login exitoso, las credenciales se guardan en AsyncStorage mediante FirebaseAuthRepository. Al arrancar, onAuthStateChanged detecta que no hay sesión activa y recupera las credenciales guardadas para realizar un login silencioso automático. Al cerrar sesión, las credenciales se eliminan de AsyncStorage antes de llamar a signOut, evitando que onAuthStateChanged intente restaurar la sesión involuntariamente.</w:t>
       </w:r>
     </w:p>
     <w:p>
@@ -15147,7 +15301,7 @@
         <w:jc w:val="both"/>
       </w:pPr>
       <w:r>
-        <w:t xml:space="preserve">La versión web se genera y despliega mediante dos scripts definidos en package.json. Para que las rutas de los assets funcionen correctamente bajo el subpath del repositorio, se configura la propiedad baseUrl con el valor /TFG-SergioGonzalez/ en el fichero app.json. El script predeploy ejecuta npx expo export --platform web, que exporta la aplicación como archivos estáticos en la carpeta dist. A continuación, el script deploy ejecuta gh-pages -d dist -t, que publica el contenido de dist en la rama gh-pages del repositorio. GitHub Pages sirve automáticamente dicha rama como sitio estático. Las variables de entorno (EXPO_PUBLIC_TMDB_API_KEY) se incluyen en el archivo .env local y no se exponen en el repositorio, aunque sí quedan embebidas en el bundle JavaScript compilado; la solución definitiva a este problema se describe en el apartado de trabajo futuro. El proceso completo se lanza con el comando npm run deploy. </w:t>
+        <w:t>La versión web se genera y despliega mediante dos scripts definidos en package.json. Para que las rutas de los assets funcionen correctamente bajo el subpath del repositorio, se configura la propiedad baseUrl con el valor /TFG-SergioGonzalez/ en el fichero app.json. El script predeploy ejecuta npx expo export --platform web --output-dir dist, que exporta la aplicación como archivos estáticos en la carpeta dist, seguido de node fix-paths.js, un script auxiliar que corrige las rutas absolutas generadas por Expo en el index.html (sustituyendo /_expo/ por /TFG-SergioGonzalez/_expo/) para que los assets se resuelvan correctamente bajo el subpath de GitHub Pages. A continuación, el script deploy ejecuta gh-pages -d dist -t, que publica el contenido de dist en la rama gh-pages del repositorio. GitHub Pages sirve automáticamente dicha rama como sitio estático. Las variables de entorno (EXPO_PUBLIC_TMDB_API_KEY) se incluyen en el archivo .env local y no se exponen en el repositorio, aunque sí quedan embebidas en el bundle JavaScript compilado; la solución definitiva a este problema se describe en el apartado de trabajo futuro. El proceso completo se lanza con el comando npm run deploy.</w:t>
       </w:r>
     </w:p>
     <w:p>
@@ -15181,7 +15335,7 @@
         <w:jc w:val="both"/>
       </w:pPr>
       <w:r>
-        <w:t>El APK de Android se genera mediante EAS Build (Expo Application Services), el servicio de compilación en la nube de Expo. El perfil preview genera un APK de distribución directa (sin necesidad de Google Play) usando el comando eas build -p android --profile preview. Las credenciales de firma (keystore) se gestionan en los servidores de Expo. El APK resultante se instala directamente en dispositivos Android habilitando la instalación desde fuentes desconocidas.</w:t>
+        <w:t>El APK de Android se genera mediante EAS Build (Expo Application Services), el servicio de compilación en la nube de Expo. El perfil preview, configurado en eas.json con distribution: internal y buildType: apk, genera un APK de distribución interna directa (sin necesidad de Google Play) usando el comando eas build -p android --profile preview. La configuración distribution: internal habilita en el panel de Expo una URL de descarga directa y un código QR para facilitar la distribución a testers. Las credenciales de firma (keystore) se gestionan en los servidores de Expo. El APK resultante se instala directamente en dispositivos Android habilitando la instalación desde fuentes desconocidas.</w:t>
       </w:r>
     </w:p>
     <w:p>
@@ -17468,7 +17622,7 @@
                 <w:sz w:val="20"/>
                 <w:szCs w:val="20"/>
               </w:rPr>
-              <w:t>Expo Router — File-based routing. https://expo.github.io/router/docs</w:t>
+              <w:t>React — Hooks de estado (useState, useEffect). Meta Open Source. https://react.dev/reference/react/useState</w:t>
             </w:r>
           </w:p>
         </w:tc>
@@ -17847,6 +18001,69 @@
                 <w:szCs w:val="20"/>
               </w:rPr>
               <w:t>Ley de Propiedad Intelectual (España). Real Decreto Legislativo 1/1996, de 12 de abril. Art. 32.</w:t>
+            </w:r>
+          </w:p>
+        </w:tc>
+      </w:tr>
+      <w:tr>
+        <w:tc>
+          <w:tcPr>
+            <w:tcW w:w="800" w:type="dxa"/>
+            <w:tcBorders>
+              <w:top w:val="single" w:sz="1" w:space="0" w:color="CCCCCC"/>
+              <w:left w:val="single" w:sz="1" w:space="0" w:color="CCCCCC"/>
+              <w:bottom w:val="single" w:sz="1" w:space="0" w:color="CCCCCC"/>
+              <w:right w:val="single" w:sz="1" w:space="0" w:color="CCCCCC"/>
+            </w:tcBorders>
+            <w:shd w:val="clear" w:color="auto" w:fill="FFFFFF"/>
+            <w:tcMar>
+              <w:top w:w="80" w:type="dxa"/>
+              <w:left w:w="120" w:type="dxa"/>
+              <w:bottom w:w="80" w:type="dxa"/>
+              <w:right w:w="120" w:type="dxa"/>
+            </w:tcMar>
+            <w:vAlign w:val="center"/>
+          </w:tcPr>
+          <w:p>
+            <w:pPr>
+              <w:jc w:val="center"/>
+            </w:pPr>
+            <w:r>
+              <w:rPr>
+                <w:b/>
+                <w:bCs/>
+                <w:sz w:val="20"/>
+                <w:szCs w:val="20"/>
+              </w:rPr>
+              <w:t>[13]</w:t>
+            </w:r>
+          </w:p>
+        </w:tc>
+        <w:tc>
+          <w:tcPr>
+            <w:tcW w:w="8226" w:type="dxa"/>
+            <w:tcBorders>
+              <w:top w:val="single" w:sz="1" w:space="0" w:color="CCCCCC"/>
+              <w:left w:val="single" w:sz="1" w:space="0" w:color="CCCCCC"/>
+              <w:bottom w:val="single" w:sz="1" w:space="0" w:color="CCCCCC"/>
+              <w:right w:val="single" w:sz="1" w:space="0" w:color="CCCCCC"/>
+            </w:tcBorders>
+            <w:shd w:val="clear" w:color="auto" w:fill="FFFFFF"/>
+            <w:tcMar>
+              <w:top w:w="80" w:type="dxa"/>
+              <w:left w:w="120" w:type="dxa"/>
+              <w:bottom w:w="80" w:type="dxa"/>
+              <w:right w:w="120" w:type="dxa"/>
+            </w:tcMar>
+            <w:vAlign w:val="center"/>
+          </w:tcPr>
+          <w:p>
+            <w:r>
+              <w:rPr>
+                <w:sz w:val="20"/>
+                <w:szCs w:val="20"/>
+              </w:rPr>
+              <w:t>Firebase — Documentación de Firebase Authentication. Google LLC. https://firebase.google.com/docs/auth</w:t>
             </w:r>
           </w:p>
         </w:tc>
@@ -17930,7 +18147,7 @@
           <w:noProof/>
         </w:rPr>
         <w:drawing>
-          <wp:inline distT="0" distB="0" distL="0" distR="0" wp14:anchorId="1BDBFB1D" wp14:editId="613D42A7">
+          <wp:inline distT="0" distB="0" distL="0" distR="0" wp14:anchorId="0506A8ED" wp14:editId="6B8B44BE">
             <wp:extent cx="5619750" cy="3781425"/>
             <wp:effectExtent l="0" t="0" r="0" b="0"/>
             <wp:docPr id="3" name="Imagen 3"/>
@@ -25369,7 +25586,7 @@
                 <w:sz w:val="20"/>
                 <w:szCs w:val="20"/>
               </w:rPr>
-              <w:t>sessionMovies y score persisten tras cerrar app</w:t>
+              <w:t>Sesión y peliculas de sesión persisten tras cerrar app</w:t>
             </w:r>
           </w:p>
         </w:tc>

--- a/CineClip_Memoria.docx
+++ b/CineClip_Memoria.docx
@@ -536,7 +536,7 @@
                 <w:sz w:val="20"/>
                 <w:szCs w:val="20"/>
               </w:rPr>
-              <w:t>Junio 2026</w:t>
+              <w:t>Mayo 2026</w:t>
             </w:r>
           </w:p>
         </w:tc>
@@ -773,6 +773,14 @@
       </w:pPr>
       <w:r>
         <w:t>4.5.  Gestión del estado</w:t>
+      </w:r>
+    </w:p>
+    <w:p>
+      <w:pPr>
+        <w:spacing w:after="70"/>
+      </w:pPr>
+      <w:r>
+        <w:t>4.6.  Despliegue</w:t>
       </w:r>
     </w:p>
     <w:p>
@@ -5292,7 +5300,7 @@
         <w:jc w:val="both"/>
       </w:pPr>
       <w:r>
-        <w:t>El proyecto se divide en dos fases. La primera, de documentación, cubre de noviembre de 2025 a finales de febrero de 2026. La segunda, de desarrollo, va de marzo a junio de 2026. Dedicación estimada: 8-10 horas semanales, total aproximado 311 horas.</w:t>
+        <w:t>El proyecto se divide en dos fases. La primera, de documentación, cubre de noviembre de 2025 a finales de febrero de 2026. La segunda, de desarrollo, va de marzo a mayo de 2026. Dedicación estimada: 8-10 horas semanales, total aproximado 311 horas.</w:t>
       </w:r>
     </w:p>
     <w:tbl>
@@ -6898,7 +6906,7 @@
                 <w:sz w:val="20"/>
                 <w:szCs w:val="20"/>
               </w:rPr>
-              <w:t>20/03/26</w:t>
+              <w:t>13/03/26</w:t>
             </w:r>
           </w:p>
         </w:tc>
@@ -7051,7 +7059,7 @@
                 <w:sz w:val="20"/>
                 <w:szCs w:val="20"/>
               </w:rPr>
-              <w:t>17/04/26</w:t>
+              <w:t>11/04/26</w:t>
             </w:r>
           </w:p>
         </w:tc>
@@ -7204,7 +7212,7 @@
                 <w:sz w:val="20"/>
                 <w:szCs w:val="20"/>
               </w:rPr>
-              <w:t>24/04/26</w:t>
+              <w:t>18/04/26</w:t>
             </w:r>
           </w:p>
         </w:tc>
@@ -7357,7 +7365,7 @@
                 <w:sz w:val="20"/>
                 <w:szCs w:val="20"/>
               </w:rPr>
-              <w:t>15/05/26</w:t>
+              <w:t>30/04/26</w:t>
             </w:r>
           </w:p>
         </w:tc>
@@ -7479,7 +7487,7 @@
                 <w:sz w:val="20"/>
                 <w:szCs w:val="20"/>
               </w:rPr>
-              <w:t>04/05/26</w:t>
+              <w:t>24/03/26</w:t>
             </w:r>
           </w:p>
         </w:tc>
@@ -7510,7 +7518,7 @@
                 <w:sz w:val="20"/>
                 <w:szCs w:val="20"/>
               </w:rPr>
-              <w:t>05/06/26</w:t>
+              <w:t>30/04/26</w:t>
             </w:r>
           </w:p>
         </w:tc>
@@ -7632,7 +7640,7 @@
                 <w:sz w:val="20"/>
                 <w:szCs w:val="20"/>
               </w:rPr>
-              <w:t>18/05/26</w:t>
+              <w:t>02/05/26</w:t>
             </w:r>
           </w:p>
         </w:tc>
@@ -7663,7 +7671,7 @@
                 <w:sz w:val="20"/>
                 <w:szCs w:val="20"/>
               </w:rPr>
-              <w:t>05/06/26</w:t>
+              <w:t>15/05/26</w:t>
             </w:r>
           </w:p>
         </w:tc>
@@ -7785,7 +7793,7 @@
                 <w:sz w:val="20"/>
                 <w:szCs w:val="20"/>
               </w:rPr>
-              <w:t>18/05/26</w:t>
+              <w:t>05/05/26</w:t>
             </w:r>
           </w:p>
         </w:tc>
@@ -7816,7 +7824,7 @@
                 <w:sz w:val="20"/>
                 <w:szCs w:val="20"/>
               </w:rPr>
-              <w:t>05/06/26</w:t>
+              <w:t>22/05/26</w:t>
             </w:r>
           </w:p>
         </w:tc>
@@ -17134,18 +17142,18 @@
     </w:p>
     <w:p>
       <w:pPr>
-        <w:spacing w:after="200"/>
         <w:jc w:val="both"/>
+        <w:rPr>
+          <w:i/>
+          <w:iCs/>
+        </w:rPr>
       </w:pPr>
       <w:r>
-        <w:t>Una limitación conocida del MVP es que la API Key de TMDB reside en el código del cliente. En una aplicación con distribución amplia esto supondría un riesgo de seguridad, ya que cualquier usuario podría extraerla descompilando la app. La solución en un entorno de producción sería migrar las llamadas a TMDB a Firebase Cloud Functions, manteniendo la clave en el servidor y exponiendo únicamente un endpoint interno a la aplicación. Esta mejora queda fuera del alcance de este proyecto por razones de tiempo, pero se contempla como línea de trabajo futuro prioritaria.</w:t>
-      </w:r>
-    </w:p>
-    <w:p>
-      <w:pPr>
-        <w:jc w:val="both"/>
-      </w:pPr>
-      <w:r>
+        <w:rPr>
+          <w:i/>
+          <w:iCs/>
+        </w:rPr>
+        <w:t>La API Key de TMDB queda embebida en el bundle del cliente tanto en web como en Android, lo que supone un riesgo si la aplicación tuviera distribución amplia. La solución técnica es migrar las llamadas a Firebase Cloud Functions, manteniendo la clave en el servidor. Esta mejora requiere el plan Blaze de Firebase (pago por uso), lo que queda fuera del alcance de un proyecto académico sin presupuesto.</w:t>
         <w:br w:type="page"/>
       </w:r>
     </w:p>
